--- a/#Folder Pertemuan 10/TUGAS PENGAMATAN MINGGU 10.docx
+++ b/#Folder Pertemuan 10/TUGAS PENGAMATAN MINGGU 10.docx
@@ -116,6 +116,9 @@
         <w:pStyle w:val="ListParagraph"/>
       </w:pPr>
       <w:r>
+        <w:rPr>
+          <w:noProof/>
+        </w:rPr>
         <w:drawing>
           <wp:inline distT="0" distB="0" distL="0" distR="0" wp14:anchorId="06476AA9" wp14:editId="6977538D">
             <wp:extent cx="5943600" cy="2065655"/>
@@ -298,6 +301,9 @@
         <w:pStyle w:val="ListParagraph"/>
       </w:pPr>
       <w:r>
+        <w:rPr>
+          <w:noProof/>
+        </w:rPr>
         <w:drawing>
           <wp:inline distT="0" distB="0" distL="0" distR="0" wp14:anchorId="4DA3A9BA" wp14:editId="37D03220">
             <wp:extent cx="5943600" cy="2433955"/>
@@ -340,6 +346,9 @@
         <w:pStyle w:val="ListParagraph"/>
       </w:pPr>
       <w:r>
+        <w:rPr>
+          <w:noProof/>
+        </w:rPr>
         <w:lastRenderedPageBreak/>
         <w:drawing>
           <wp:inline distT="0" distB="0" distL="0" distR="0" wp14:anchorId="53215466" wp14:editId="04681179">
@@ -480,6 +489,9 @@
         <w:pStyle w:val="ListParagraph"/>
       </w:pPr>
       <w:r>
+        <w:rPr>
+          <w:noProof/>
+        </w:rPr>
         <w:drawing>
           <wp:inline distT="0" distB="0" distL="0" distR="0" wp14:anchorId="6053D87D" wp14:editId="0CC7B64B">
             <wp:extent cx="5943600" cy="2080260"/>
@@ -551,7 +563,7 @@
                 <w:noProof/>
               </w:rPr>
               <w:drawing>
-                <wp:inline distT="0" distB="0" distL="0" distR="0" wp14:anchorId="6502DAEE" wp14:editId="1FB90EBE">
+                <wp:inline distT="0" distB="0" distL="0" distR="0" wp14:anchorId="6502DAEE" wp14:editId="7671451A">
                   <wp:extent cx="2865120" cy="2148840"/>
                   <wp:effectExtent l="0" t="0" r="0" b="3810"/>
                   <wp:docPr id="1929161477" name="Picture 3" descr="A person sitting on a bench&#10;&#10;AI-generated content may be incorrect."/>
@@ -1520,7 +1532,7 @@
                 <w:noProof/>
               </w:rPr>
               <w:drawing>
-                <wp:inline distT="0" distB="0" distL="0" distR="0" wp14:anchorId="4F9303CF" wp14:editId="6B92088B">
+                <wp:inline distT="0" distB="0" distL="0" distR="0" wp14:anchorId="4F9303CF" wp14:editId="5FE5300D">
                   <wp:extent cx="2865120" cy="2148840"/>
                   <wp:effectExtent l="0" t="0" r="0" b="3810"/>
                   <wp:docPr id="377988620" name="Picture 3" descr="A person sitting on a bench&#10;&#10;AI-generated content may be incorrect."/>
@@ -1573,6 +1585,9 @@
               <w:ind w:left="0"/>
             </w:pPr>
             <w:r>
+              <w:rPr>
+                <w:noProof/>
+              </w:rPr>
               <w:drawing>
                 <wp:inline distT="0" distB="0" distL="0" distR="0" wp14:anchorId="695FAF03" wp14:editId="0581BF45">
                   <wp:extent cx="2387600" cy="2161066"/>
@@ -1668,7 +1683,7 @@
                 <w:noProof/>
               </w:rPr>
               <w:drawing>
-                <wp:inline distT="0" distB="0" distL="0" distR="0" wp14:anchorId="29928792" wp14:editId="5DCE8B32">
+                <wp:inline distT="0" distB="0" distL="0" distR="0" wp14:anchorId="29928792" wp14:editId="0E75FFDB">
                   <wp:extent cx="2667000" cy="2000093"/>
                   <wp:effectExtent l="0" t="0" r="0" b="635"/>
                   <wp:docPr id="718197688" name="Picture 7" descr="A person smiling at camera&#10;&#10;AI-generated content may be incorrect."/>
@@ -1721,6 +1736,9 @@
               <w:ind w:left="0"/>
             </w:pPr>
             <w:r>
+              <w:rPr>
+                <w:noProof/>
+              </w:rPr>
               <w:drawing>
                 <wp:inline distT="0" distB="0" distL="0" distR="0" wp14:anchorId="515EF97B" wp14:editId="1A6DFB1D">
                   <wp:extent cx="2298700" cy="1999615"/>
@@ -2615,6 +2633,80 @@
       <w:pPr>
         <w:pStyle w:val="ListParagraph"/>
       </w:pPr>
+    </w:p>
+    <w:p>
+      <w:pPr>
+        <w:pStyle w:val="ListParagraph"/>
+      </w:pPr>
+    </w:p>
+    <w:p>
+      <w:pPr>
+        <w:pStyle w:val="ListParagraph"/>
+      </w:pPr>
+    </w:p>
+    <w:p>
+      <w:pPr>
+        <w:pStyle w:val="ListParagraph"/>
+      </w:pPr>
+    </w:p>
+    <w:p>
+      <w:pPr>
+        <w:pStyle w:val="ListParagraph"/>
+      </w:pPr>
+    </w:p>
+    <w:p>
+      <w:pPr>
+        <w:pStyle w:val="ListParagraph"/>
+      </w:pPr>
+    </w:p>
+    <w:p>
+      <w:pPr>
+        <w:pStyle w:val="ListParagraph"/>
+        <w:rPr>
+          <w:b/>
+          <w:bCs/>
+        </w:rPr>
+      </w:pPr>
+      <w:r>
+        <w:rPr>
+          <w:b/>
+          <w:bCs/>
+        </w:rPr>
+        <w:t xml:space="preserve">LINK </w:t>
+      </w:r>
+      <w:proofErr w:type="gramStart"/>
+      <w:r>
+        <w:rPr>
+          <w:b/>
+          <w:bCs/>
+        </w:rPr>
+        <w:t>GITHUB :</w:t>
+      </w:r>
+      <w:proofErr w:type="gramEnd"/>
+      <w:r>
+        <w:rPr>
+          <w:b/>
+          <w:bCs/>
+        </w:rPr>
+        <w:t xml:space="preserve"> </w:t>
+      </w:r>
+      <w:hyperlink r:id="rId17" w:history="1">
+        <w:r>
+          <w:rPr>
+            <w:rStyle w:val="Hyperlink"/>
+            <w:b/>
+            <w:bCs/>
+          </w:rPr>
+          <w:t>https://github.com/milkaputri/Pemrograman_Desktop/tree/main/%23Folder%20Pertemuan%2010</w:t>
+        </w:r>
+      </w:hyperlink>
+      <w:r>
+        <w:rPr>
+          <w:b/>
+          <w:bCs/>
+        </w:rPr>
+        <w:t xml:space="preserve"> </w:t>
+      </w:r>
     </w:p>
     <w:sectPr>
       <w:pgSz w:w="12240" w:h="15840"/>
@@ -3561,6 +3653,7 @@
   <w:style w:type="character" w:default="1" w:styleId="DefaultParagraphFont">
     <w:name w:val="Default Paragraph Font"/>
     <w:uiPriority w:val="1"/>
+    <w:semiHidden/>
     <w:unhideWhenUsed/>
   </w:style>
   <w:style w:type="table" w:default="1" w:styleId="TableNormal">
@@ -3893,6 +3986,29 @@
       </w:tblBorders>
     </w:tblPr>
   </w:style>
+  <w:style w:type="character" w:styleId="Hyperlink">
+    <w:name w:val="Hyperlink"/>
+    <w:basedOn w:val="DefaultParagraphFont"/>
+    <w:uiPriority w:val="99"/>
+    <w:unhideWhenUsed/>
+    <w:rsid w:val="003F68D9"/>
+    <w:rPr>
+      <w:color w:val="467886" w:themeColor="hyperlink"/>
+      <w:u w:val="single"/>
+    </w:rPr>
+  </w:style>
+  <w:style w:type="character" w:styleId="UnresolvedMention">
+    <w:name w:val="Unresolved Mention"/>
+    <w:basedOn w:val="DefaultParagraphFont"/>
+    <w:uiPriority w:val="99"/>
+    <w:semiHidden/>
+    <w:unhideWhenUsed/>
+    <w:rsid w:val="003F68D9"/>
+    <w:rPr>
+      <w:color w:val="605E5C"/>
+      <w:shd w:val="clear" w:color="auto" w:fill="E1DFDD"/>
+    </w:rPr>
+  </w:style>
 </w:styles>
 </file>
 
